--- a/public/dossiers/learnbtc.docx
+++ b/public/dossiers/learnbtc.docx
@@ -367,7 +367,7 @@
                 <w:sz w:val="20"/>
                 <w:szCs w:val="20"/>
               </w:rPr>
-              <w:t xml:space="preserve">Per-learner tuition, instalments via My Satoshis</w:t>
+              <w:t xml:space="preserve">Per-learner tuition, instalments via BitLibera</w:t>
             </w:r>
           </w:p>
         </w:tc>

--- a/public/dossiers/learnbtc.docx
+++ b/public/dossiers/learnbtc.docx
@@ -178,7 +178,7 @@
           <w:sz w:val="22"/>
           <w:szCs w:val="22"/>
         </w:rPr>
-        <w:t xml:space="preserve">300k+ alumni and 700 M FBU revenue by 2036, becoming SIGHT ACADEMY.</w:t>
+        <w:t xml:space="preserve">300k+ alumni and 110 M FBU revenue by 2036, becoming SIGHT ACADEMY.</w:t>
       </w:r>
     </w:p>
     <w:p>
@@ -1019,7 +1019,7 @@
                 <w:sz w:val="20"/>
                 <w:szCs w:val="20"/>
               </w:rPr>
-              <w:t xml:space="preserve">12 M FBU</w:t>
+              <w:t xml:space="preserve">5 M FBU</w:t>
             </w:r>
           </w:p>
         </w:tc>
@@ -1141,7 +1141,7 @@
                 <w:sz w:val="20"/>
                 <w:szCs w:val="20"/>
               </w:rPr>
-              <w:t xml:space="preserve">60 M FBU</w:t>
+              <w:t xml:space="preserve">20 M FBU</w:t>
             </w:r>
           </w:p>
         </w:tc>
@@ -1263,7 +1263,7 @@
                 <w:sz w:val="20"/>
                 <w:szCs w:val="20"/>
               </w:rPr>
-              <w:t xml:space="preserve">350 M FBU</w:t>
+              <w:t xml:space="preserve">80 M FBU</w:t>
             </w:r>
           </w:p>
         </w:tc>
@@ -1385,7 +1385,7 @@
                 <w:sz w:val="20"/>
                 <w:szCs w:val="20"/>
               </w:rPr>
-              <w:t xml:space="preserve">1,5 Md FBU</w:t>
+              <w:t xml:space="preserve">300 M FBU</w:t>
             </w:r>
           </w:p>
         </w:tc>
@@ -2566,7 +2566,7 @@
                 <w:sz w:val="20"/>
                 <w:szCs w:val="20"/>
               </w:rPr>
-              <w:t xml:space="preserve">4 M FBU</w:t>
+              <w:t xml:space="preserve">2 M FBU</w:t>
             </w:r>
           </w:p>
         </w:tc>
@@ -2596,7 +2596,7 @@
                 <w:sz w:val="20"/>
                 <w:szCs w:val="20"/>
               </w:rPr>
-              <w:t xml:space="preserve">120 M FBU</w:t>
+              <w:t xml:space="preserve">35 M FBU</w:t>
             </w:r>
           </w:p>
         </w:tc>
@@ -2626,7 +2626,7 @@
                 <w:sz w:val="20"/>
                 <w:szCs w:val="20"/>
               </w:rPr>
-              <w:t xml:space="preserve">700 M FBU</w:t>
+              <w:t xml:space="preserve">110 M FBU</w:t>
             </w:r>
           </w:p>
         </w:tc>
@@ -4099,7 +4099,7 @@
                 <w:sz w:val="20"/>
                 <w:szCs w:val="20"/>
               </w:rPr>
-              <w:t xml:space="preserve">4M FBU (programs + sponsorships)</w:t>
+              <w:t xml:space="preserve">2M FBU (programs + sponsorships)</w:t>
             </w:r>
           </w:p>
         </w:tc>
@@ -4712,7 +4712,7 @@
                 <w:sz w:val="20"/>
                 <w:szCs w:val="20"/>
               </w:rPr>
-              <w:t xml:space="preserve">120M FBU (programs + B2B)</w:t>
+              <w:t xml:space="preserve">35M FBU (programs + B2B)</w:t>
             </w:r>
           </w:p>
         </w:tc>
@@ -5325,7 +5325,7 @@
                 <w:sz w:val="20"/>
                 <w:szCs w:val="20"/>
               </w:rPr>
-              <w:t xml:space="preserve">700M FBU</w:t>
+              <w:t xml:space="preserve">110M FBU</w:t>
             </w:r>
           </w:p>
         </w:tc>
